--- a/report/proposal.docx
+++ b/report/proposal.docx
@@ -33,9 +33,9 @@
         <w:br/>
         <w:t>Team Members:</w:t>
         <w:br/>
-        <w:t>1. ___________________________</w:t>
+        <w:t>1. Osama Haider</w:t>
         <w:br/>
-        <w:t>2. ___________________________</w:t>
+        <w:t>2. Saba Al-wesabi</w:t>
       </w:r>
     </w:p>
     <w:p/>
